--- a/docs/算力平台资源申请表.docx
+++ b/docs/算力平台资源申请表.docx
@@ -21,19 +21,7 @@
           <w:sz w:val="36"/>
           <w:szCs w:val="36"/>
         </w:rPr>
-        <w:t>湖南工商大学</w:t>
-      </w:r>
-      <w:bookmarkStart w:id="0" w:name="_GoBack"/>
-      <w:bookmarkEnd w:id="0"/>
-      <w:r>
-        <w:rPr>
-          <w:b/>
-          <w:bCs/>
-          <w:color w:val="auto"/>
-          <w:sz w:val="36"/>
-          <w:szCs w:val="36"/>
-        </w:rPr>
-        <w:t>算力平台</w:t>
+        <w:t>湖南工商大学算力平台</w:t>
       </w:r>
       <w:r>
         <w:rPr>
@@ -717,7 +705,7 @@
                 <w:szCs w:val="24"/>
                 <w:lang w:val="en-US" w:eastAsia="zh-CN"/>
               </w:rPr>
-              <w:t xml:space="preserve">GPU类型: A100 </w:t>
+              <w:t xml:space="preserve">GPU类型: 英伟达A100 </w:t>
             </w:r>
             <w:r>
               <w:rPr>
@@ -735,7 +723,7 @@
                 <w:szCs w:val="24"/>
                 <w:lang w:val="en-US" w:eastAsia="zh-CN"/>
               </w:rPr>
-              <w:t xml:space="preserve">  天数 </w:t>
+              <w:t xml:space="preserve">  天数v150 </w:t>
             </w:r>
             <w:r>
               <w:rPr>
@@ -753,7 +741,7 @@
                 <w:szCs w:val="24"/>
                 <w:lang w:val="en-US" w:eastAsia="zh-CN"/>
               </w:rPr>
-              <w:t xml:space="preserve">  沐曦 </w:t>
+              <w:t xml:space="preserve">   沐曦C500 </w:t>
             </w:r>
             <w:r>
               <w:rPr>
@@ -771,7 +759,45 @@
                 <w:szCs w:val="24"/>
                 <w:lang w:val="en-US" w:eastAsia="zh-CN"/>
               </w:rPr>
+              <w:t xml:space="preserve">  昇腾910 </w:t>
+            </w:r>
+            <w:r>
+              <w:rPr>
+                <w:rFonts w:hint="eastAsia" w:ascii="宋体" w:hAnsi="宋体" w:eastAsia="宋体" w:cs="宋体"/>
+                <w:sz w:val="24"/>
+                <w:szCs w:val="24"/>
+                <w:lang w:val="en-US" w:eastAsia="zh-CN"/>
+              </w:rPr>
+              <w:sym w:font="Wingdings 2" w:char="00A3"/>
+            </w:r>
+            <w:r>
+              <w:rPr>
+                <w:rFonts w:hint="eastAsia" w:ascii="宋体" w:hAnsi="宋体" w:eastAsia="宋体" w:cs="宋体"/>
+                <w:sz w:val="24"/>
+                <w:szCs w:val="24"/>
+                <w:lang w:val="en-US" w:eastAsia="zh-CN"/>
+              </w:rPr>
+              <w:t xml:space="preserve">  昇腾310P</w:t>
+            </w:r>
+            <w:bookmarkStart w:id="0" w:name="_GoBack"/>
+            <w:bookmarkEnd w:id="0"/>
+            <w:r>
+              <w:rPr>
+                <w:rFonts w:hint="eastAsia" w:ascii="宋体" w:hAnsi="宋体" w:eastAsia="宋体" w:cs="宋体"/>
+                <w:sz w:val="24"/>
+                <w:szCs w:val="24"/>
+                <w:lang w:val="en-US" w:eastAsia="zh-CN"/>
+              </w:rPr>
               <w:t xml:space="preserve"> </w:t>
+            </w:r>
+            <w:r>
+              <w:rPr>
+                <w:rFonts w:hint="eastAsia" w:ascii="宋体" w:hAnsi="宋体" w:eastAsia="宋体" w:cs="宋体"/>
+                <w:sz w:val="24"/>
+                <w:szCs w:val="24"/>
+                <w:lang w:val="en-US" w:eastAsia="zh-CN"/>
+              </w:rPr>
+              <w:sym w:font="Wingdings 2" w:char="00A3"/>
             </w:r>
           </w:p>
         </w:tc>
@@ -794,7 +820,7 @@
           </w:tblCellMar>
         </w:tblPrEx>
         <w:trPr>
-          <w:trHeight w:val="2196" w:hRule="atLeast"/>
+          <w:trHeight w:val="2067" w:hRule="atLeast"/>
         </w:trPr>
         <w:tc>
           <w:tcPr>
@@ -1065,7 +1091,6 @@
           <w:numId w:val="1"/>
         </w:numPr>
         <w:spacing w:after="80"/>
-        <w:ind w:left="720"/>
       </w:pPr>
       <w:r>
         <w:t>本申请表需完整填写，经审批后方可使用HPC算力平台资源。</w:t>
@@ -1078,10 +1103,26 @@
           <w:numId w:val="1"/>
         </w:numPr>
         <w:spacing w:after="80"/>
-        <w:ind w:left="720"/>
       </w:pPr>
       <w:r>
-        <w:t>申请人应遵守HPC平台使用规范，合理使用资源，不得滥用算力。</w:t>
+        <w:t>申请人应遵守HPC平台使用规范，合理使用资源，不得滥用算力</w:t>
+      </w:r>
+      <w:r>
+        <w:rPr>
+          <w:rFonts w:hint="eastAsia"/>
+          <w:lang w:eastAsia="zh-CN"/>
+        </w:rPr>
+        <w:t>，</w:t>
+      </w:r>
+      <w:r>
+        <w:rPr>
+          <w:rFonts w:hint="eastAsia"/>
+          <w:lang w:val="en-US" w:eastAsia="zh-CN"/>
+        </w:rPr>
+        <w:t>不得运行挖矿等木马程序</w:t>
+      </w:r>
+      <w:r>
+        <w:t>。</w:t>
       </w:r>
     </w:p>
     <w:p>
@@ -1091,7 +1132,6 @@
           <w:numId w:val="1"/>
         </w:numPr>
         <w:spacing w:after="80"/>
-        <w:ind w:left="720" w:leftChars="0" w:firstLine="0" w:firstLineChars="0"/>
       </w:pPr>
       <w:r>
         <w:t>作业运行完成后，请及时清理数据，释放资源。</w:t>
@@ -1099,10 +1139,14 @@
     </w:p>
     <w:p>
       <w:pPr>
-        <w:ind w:left="720"/>
+        <w:numPr>
+          <w:ilvl w:val="0"/>
+          <w:numId w:val="1"/>
+        </w:numPr>
+        <w:spacing w:after="80"/>
       </w:pPr>
       <w:r>
-        <w:t>4. 如有疑问，请联系HPC平台管理员</w:t>
+        <w:t xml:space="preserve"> 如有疑问，请联系HPC平台管理员</w:t>
       </w:r>
       <w:r>
         <w:rPr>
@@ -1125,14 +1169,14 @@
 <file path=word/numbering.xml><?xml version="1.0" encoding="utf-8"?>
 <w:numbering xmlns:wpc="http://schemas.microsoft.com/office/word/2010/wordprocessingCanvas" xmlns:mc="http://schemas.openxmlformats.org/markup-compatibility/2006" xmlns:o="urn:schemas-microsoft-com:office:office" xmlns:r="http://schemas.openxmlformats.org/officeDocument/2006/relationships" xmlns:m="http://schemas.openxmlformats.org/officeDocument/2006/math" xmlns:v="urn:schemas-microsoft-com:vml" xmlns:wp14="http://schemas.microsoft.com/office/word/2010/wordprocessingDrawing" xmlns:wp="http://schemas.openxmlformats.org/drawingml/2006/wordprocessingDrawing" xmlns:w10="urn:schemas-microsoft-com:office:word" xmlns:w="http://schemas.openxmlformats.org/wordprocessingml/2006/main" xmlns:w14="http://schemas.microsoft.com/office/word/2010/wordml" xmlns:wpg="http://schemas.microsoft.com/office/word/2010/wordprocessingGroup" xmlns:wpi="http://schemas.microsoft.com/office/word/2010/wordprocessingInk" xmlns:wne="http://schemas.microsoft.com/office/word/2006/wordml" xmlns:wps="http://schemas.microsoft.com/office/word/2010/wordprocessingShape" xmlns:wpsCustomData="http://www.wps.cn/officeDocument/2013/wpsCustomData" mc:Ignorable="w14 wp14">
   <w:abstractNum w:abstractNumId="0">
-    <w:nsid w:val="C1CAAEAD"/>
+    <w:nsid w:val="6D30B22E"/>
     <w:multiLevelType w:val="singleLevel"/>
-    <w:tmpl w:val="C1CAAEAD"/>
+    <w:tmpl w:val="6D30B22E"/>
     <w:lvl w:ilvl="0" w:tentative="0">
       <w:start w:val="1"/>
       <w:numFmt w:val="decimal"/>
-      <w:suff w:val="space"/>
-      <w:lvlText w:val="%1."/>
+      <w:suff w:val="nothing"/>
+      <w:lvlText w:val="%1、"/>
       <w:lvlJc w:val="left"/>
     </w:lvl>
   </w:abstractNum>
@@ -1147,7 +1191,7 @@
   <w:docDefaults>
     <w:rPrDefault>
       <w:rPr>
-        <w:rFonts w:asciiTheme="minorHAnsi" w:hAnsiTheme="minorHAnsi" w:eastAsiaTheme="minorEastAsia" w:cstheme="minorBidi"/>
+        <w:rFonts w:ascii="Times New Roman" w:hAnsi="Times New Roman" w:eastAsia="宋体" w:cs="Times New Roman"/>
       </w:rPr>
     </w:rPrDefault>
     <w:pPrDefault/>
